--- a/HW01_A2_17890925371720159.docx
+++ b/HW01_A2_17890925371720159.docx
@@ -782,12 +782,20 @@
                 <w:lang w:val="en-US" w:eastAsia="zh-CN"/>
               </w:rPr>
             </w:pPr>
+            <w:commentRangeStart w:id="1"/>
             <w:r>
               <w:rPr>
                 <w:rFonts w:hint="eastAsia" w:eastAsia="宋体"/>
                 <w:lang w:val="en-US" w:eastAsia="zh-CN"/>
               </w:rPr>
               <w:t>The times binary search attempts to find the element and halving search interval is log_2 (n), in which n is the length of the ordered array to be binary searched.</w:t>
+            </w:r>
+            <w:commentRangeEnd w:id="1"/>
+            <w:r>
+              <w:rPr>
+                <w:rStyle w:val="CommentReference"/>
+              </w:rPr>
+              <w:commentReference w:id="1"/>
             </w:r>
           </w:p>
         </w:tc>
@@ -2659,6 +2667,7 @@
                 <w:lang w:val="en-US" w:eastAsia="zh-CN"/>
               </w:rPr>
             </w:pPr>
+            <w:commentRangeStart w:id="2"/>
             <w:r>
               <w:rPr>
                 <w:rFonts w:hint="eastAsia" w:eastAsia="宋体"/>
@@ -2672,6 +2681,13 @@
                 <w:lang w:val="en-US" w:eastAsia="zh-CN"/>
               </w:rPr>
               <w:t>3,5,4; number of comparisons: 3</w:t>
+            </w:r>
+            <w:commentRangeEnd w:id="2"/>
+            <w:r>
+              <w:rPr>
+                <w:rStyle w:val="CommentReference"/>
+              </w:rPr>
+              <w:commentReference w:id="2"/>
             </w:r>
           </w:p>
           <w:p>
@@ -2838,6 +2854,7 @@
                 <w:szCs w:val="21"/>
               </w:rPr>
             </w:pPr>
+            <w:commentRangeStart w:id="3"/>
             <w:r>
               <w:rPr>
                 <w:rFonts w:hint="default" w:ascii="Consolas" w:hAnsi="Consolas" w:eastAsia="Consolas" w:cs="Consolas"/>
@@ -2921,6 +2938,13 @@
                 <w:lang w:val="en-US" w:eastAsia="zh-CN" w:bidi="ar"/>
               </w:rPr>
               <w:t>):</w:t>
+            </w:r>
+            <w:commentRangeEnd w:id="3"/>
+            <w:r>
+              <w:rPr>
+                <w:rStyle w:val="CommentReference"/>
+              </w:rPr>
+              <w:commentReference w:id="3"/>
             </w:r>
           </w:p>
           <w:p>
@@ -4569,12 +4593,20 @@
                 <w:lang w:val="en-US" w:eastAsia="zh-CN"/>
               </w:rPr>
             </w:pPr>
+            <w:commentRangeStart w:id="4"/>
             <w:r>
               <w:rPr>
                 <w:rFonts w:hint="eastAsia" w:eastAsia="宋体"/>
                 <w:lang w:val="en-US" w:eastAsia="zh-CN"/>
               </w:rPr>
               <w:t>120</w:t>
+            </w:r>
+            <w:commentRangeEnd w:id="4"/>
+            <w:r>
+              <w:rPr>
+                <w:rStyle w:val="CommentReference"/>
+              </w:rPr>
+              <w:commentReference w:id="4"/>
             </w:r>
           </w:p>
         </w:tc>
@@ -5021,12 +5053,20 @@
                 <w:lang w:val="en-US" w:eastAsia="zh-CN"/>
               </w:rPr>
             </w:pPr>
+            <w:commentRangeStart w:id="5"/>
             <w:r>
               <w:rPr>
                 <w:rFonts w:hint="eastAsia" w:eastAsia="宋体"/>
                 <w:lang w:val="en-US" w:eastAsia="zh-CN"/>
               </w:rPr>
               <w:t>Because each step of calling the function will call the function itself twice, making the calling times increase exponentially when n increase.</w:t>
+            </w:r>
+            <w:commentRangeEnd w:id="5"/>
+            <w:r>
+              <w:rPr>
+                <w:rStyle w:val="CommentReference"/>
+              </w:rPr>
+              <w:commentReference w:id="5"/>
             </w:r>
           </w:p>
           <w:p>
@@ -5096,12 +5136,20 @@
                 <w:lang w:val="en-US" w:eastAsia="zh-CN"/>
               </w:rPr>
             </w:pPr>
+            <w:commentRangeStart w:id="6"/>
             <w:r>
               <w:rPr>
                 <w:rFonts w:hint="eastAsia" w:eastAsia="宋体"/>
                 <w:lang w:val="en-US" w:eastAsia="zh-CN"/>
               </w:rPr>
               <w:t>Set an array of integer called Fib[n] initialising to all -1, when each time trying to compute fib(n) first check whether Fib[n] = -1, if so then call fib(n) and store the result into Fib[n], if not then directly use Fib[n] instead of calling fib(n).</w:t>
+            </w:r>
+            <w:commentRangeEnd w:id="6"/>
+            <w:r>
+              <w:rPr>
+                <w:rStyle w:val="CommentReference"/>
+              </w:rPr>
+              <w:commentReference w:id="6"/>
             </w:r>
           </w:p>
           <w:p>
@@ -7776,6 +7824,53 @@
     </w:sectPr>
   </w:body>
 </w:document>
+</file>
+
+<file path=word/comments.xml><?xml version="1.0" encoding="utf-8"?>
+<w:comments xmlns:w="http://schemas.openxmlformats.org/wordprocessingml/2006/main">
+  <w:comment w:id="1" w:author="Teacher" w:date="2026-09-19T00:00:00Z">
+    <w:p>
+      <w:r>
+        <w:t xml:space="preserve">3/4 - Correct that the number of attempts is log2(n) and that the search interval is halved. The missing mark is for the consequence: doubling the number of items adds only one extra comparison. (-1)</w:t>
+      </w:r>
+    </w:p>
+  </w:comment>
+  <w:comment w:id="2" w:author="Teacher" w:date="2026-09-19T00:00:00Z">
+    <w:p>
+      <w:r>
+        <w:t xml:space="preserve">4/6 - The mid indices (3, 5, 4) and both comparison counts are correct. Missing: for 16, that it is found at index 4; and for 20, why the loop stops (lower becomes 5, which is greater than upper, 4). (-2)</w:t>
+      </w:r>
+    </w:p>
+  </w:comment>
+  <w:comment w:id="3" w:author="Teacher" w:date="2026-09-19T00:00:00Z">
+    <w:p>
+      <w:r>
+        <w:t xml:space="preserve">10/12 - The algorithm is correct. However, the while condition is written as 'values[pos-1] &gt; item and pos &gt; 0' - the operands are in the wrong order. When pos reaches 0, values[pos-1] is read first as values[-1] (Python's negative index) instead of stopping. Write it as 'pos &gt; 0 and values[pos-1] &gt; item'. (-2)</w:t>
+      </w:r>
+    </w:p>
+  </w:comment>
+  <w:comment w:id="4" w:author="Teacher" w:date="2026-09-19T00:00:00Z">
+    <w:p>
+      <w:r>
+        <w:t xml:space="preserve">0/10 - This trace table is for the Fibonacci function, but the values you have given (120, 24, 6, 2, 1) are factorials, not Fibonacci numbers. For this function fib(0)=1, fib(1)=1, fib(2)=2, fib(3)=3, fib(4)=5. A full trace should also show the calls being made from the top down, including the repeated calls. (-10)</w:t>
+      </w:r>
+    </w:p>
+  </w:comment>
+  <w:comment w:id="5" w:author="Teacher" w:date="2026-09-19T00:00:00Z">
+    <w:p>
+      <w:r>
+        <w:t xml:space="preserve">3/6 - Correct that each call makes two further calls, so the number of calls grows exponentially. Missing: that the same values are recomputed many times (the cause), and that the program therefore becomes very slow for large n (the consequence). (-3)</w:t>
+      </w:r>
+    </w:p>
+  </w:comment>
+  <w:comment w:id="6" w:author="Teacher" w:date="2026-09-19T00:00:00Z">
+    <w:p>
+      <w:r>
+        <w:t xml:space="preserve">5/8 - A good description of memoisation: initialising an array, checking before calling, and storing the result. Missing: the improvement this gives - each value is computed only once, so the time complexity becomes O(n). A short code sketch would also help. (-3)</w:t>
+      </w:r>
+    </w:p>
+  </w:comment>
+</w:comments>
 </file>
 
 <file path=word/endnotes.xml><?xml version="1.0" encoding="utf-8"?>
